--- a/eng/docx/35.content.docx
+++ b/eng/docx/35.content.docx
@@ -136,13 +136,6 @@
         <w:rPr>
           <w:lang w:val="en_US" w:bidi="en_US"/>
         </w:rPr>
-      </w:r>
-      <w:r>
-        <w:rPr>
-          <w:i/>
-          <w:lang w:val="en_US" w:bidi="en_US"/>
-        </w:rPr>
-        <w:t>Habakkuk 1:2, Habakkuk 1:3, Habakkuk 1:4, Habakkuk 1:6, Habakkuk 1:7, Habakkuk 1:9, Habakkuk 1:10, Habakkuk 1:12, Habakkuk 1:12 (#2), Habakkuk 1:13, Habakkuk 1:15, Habakkuk 1:15 (#2), Habakkuk 1:17, Habakkuk 2:1, Habakkuk 2:2, Habakkuk 2:3, Habakkuk 2:4, Habakkuk 2:5, Habakkuk 2:8, Habakkuk 2:9, Habakkuk 2:11, Habakkuk 2:12, Habakkuk 2:14, Habakkuk 2:15, Habakkuk 2:16, Habakkuk 2:18, Habakkuk 2:20, Habakkuk 3:2, Habakkuk 3:2 (#2), Habakkuk 3:5, Habakkuk 3:6, Habakkuk 3:13, Habakkuk 3:13 (#2), Habakkuk 3:14, Habakkuk 3:16, Habakkuk 3:17, Habakkuk 3:18, Habakkuk 3:19</w:t>
       </w:r>
       <w:r>
         <w:rPr>

--- a/eng/docx/35.content.docx
+++ b/eng/docx/35.content.docx
@@ -123,19 +123,6 @@
           <w:lang w:val="en_US" w:bidi="en_US"/>
         </w:rPr>
         <w:t>HAB</w:t>
-      </w:r>
-      <w:r>
-        <w:rPr>
-          <w:lang w:val="en_US" w:bidi="en_US"/>
-        </w:rPr>
-      </w:r>
-    </w:p>
-    <w:p>
-      <w:pPr/>
-      <w:r>
-        <w:rPr>
-          <w:lang w:val="en_US" w:bidi="en_US"/>
-        </w:rPr>
       </w:r>
       <w:r>
         <w:rPr>

--- a/eng/docx/35.content.docx
+++ b/eng/docx/35.content.docx
@@ -19,7 +19,7 @@
         <w:rPr>
           <w:lang w:val="en_US" w:bidi="en_US"/>
         </w:rPr>
-        <w:t>Resource: Translation Questions (unfoldingWord)</w:t>
+        <w:t>Resource: unfoldingWord® Translation Questions</w:t>
       </w:r>
       <w:r>
         <w:rPr>
@@ -85,7 +85,7 @@
         <w:rPr>
           <w:lang w:val="en_US" w:bidi="en_US"/>
         </w:rPr>
-        <w:t>Translation Questions (unfoldingWord)</w:t>
+        <w:t>unfoldingWord® Translation Questions</w:t>
       </w:r>
     </w:p>
     <w:p>

--- a/eng/docx/35.content.docx
+++ b/eng/docx/35.content.docx
@@ -185,7 +185,7 @@
         <w:rPr>
           <w:lang w:val="en_US" w:bidi="en_US"/>
         </w:rPr>
-        <w:t>Habakkuk 1:2</w:t>
+        <w:t>Habakkuk 1:2 (#1)</w:t>
       </w:r>
       <w:r>
         <w:rPr>
@@ -205,21 +205,21 @@
           <w:b/>
           <w:lang w:val="en_US" w:bidi="en_US"/>
         </w:rPr>
-        <w:t>What question does Habakkuk ask Yahweh as he begins his pronouncement?</w:t>
-      </w:r>
-    </w:p>
-    <w:p>
-      <w:pPr/>
-      <w:r>
-        <w:rPr>
-          <w:lang w:val="en_US" w:bidi="en_US"/>
-        </w:rPr>
-      </w:r>
-      <w:r>
-        <w:rPr>
-          <w:lang w:val="en_US" w:bidi="en_US"/>
-        </w:rPr>
-        <w:t>Habakkuk asks why Yahweh has not heard or saved him, even though he has cried for help.</w:t>
+        <w:t>What does Habakkuk ask Yahweh at the beginning of his complaint?</w:t>
+      </w:r>
+    </w:p>
+    <w:p>
+      <w:pPr/>
+      <w:r>
+        <w:rPr>
+          <w:lang w:val="en_US" w:bidi="en_US"/>
+        </w:rPr>
+      </w:r>
+      <w:r>
+        <w:rPr>
+          <w:lang w:val="en_US" w:bidi="en_US"/>
+        </w:rPr>
+        <w:t>Habakkuk asks Yahweh how long he must cry for help without being heard or saved.</w:t>
       </w:r>
       <w:r>
         <w:rPr>
@@ -248,7 +248,7 @@
         <w:rPr>
           <w:lang w:val="en_US" w:bidi="en_US"/>
         </w:rPr>
-        <w:t>Habakkuk 1:3</w:t>
+        <w:t>Habakkuk 1:3 (#1)</w:t>
       </w:r>
       <w:r>
         <w:rPr>
@@ -282,7 +282,7 @@
         <w:rPr>
           <w:lang w:val="en_US" w:bidi="en_US"/>
         </w:rPr>
-        <w:t>Habakkuk is being made to see iniquity, wrongdoing, destruction, violence, strife, and contention.</w:t>
+        <w:t>Habakkuk is being made to see iniquity and trouble, and destruction and violence are before him, along with strife and contention.</w:t>
       </w:r>
       <w:r>
         <w:rPr>
@@ -311,7 +311,7 @@
         <w:rPr>
           <w:lang w:val="en_US" w:bidi="en_US"/>
         </w:rPr>
-        <w:t>Habakkuk 1:4</w:t>
+        <w:t>Habakkuk 1:4 (#1)</w:t>
       </w:r>
       <w:r>
         <w:rPr>
@@ -345,7 +345,7 @@
         <w:rPr>
           <w:lang w:val="en_US" w:bidi="en_US"/>
         </w:rPr>
-        <w:t>False justice is going forth.</w:t>
+        <w:t>Perverted justice goes forth.</w:t>
       </w:r>
       <w:r>
         <w:rPr>
@@ -374,7 +374,7 @@
         <w:rPr>
           <w:lang w:val="en_US" w:bidi="en_US"/>
         </w:rPr>
-        <w:t>Habakkuk 1:6</w:t>
+        <w:t>Habakkuk 1:6 (#1)</w:t>
       </w:r>
       <w:r>
         <w:rPr>
@@ -394,21 +394,21 @@
           <w:b/>
           <w:lang w:val="en_US" w:bidi="en_US"/>
         </w:rPr>
-        <w:t>What does Yahweh tell Habakkuk that he will see in his days?</w:t>
-      </w:r>
-    </w:p>
-    <w:p>
-      <w:pPr/>
-      <w:r>
-        <w:rPr>
-          <w:lang w:val="en_US" w:bidi="en_US"/>
-        </w:rPr>
-      </w:r>
-      <w:r>
-        <w:rPr>
-          <w:lang w:val="en_US" w:bidi="en_US"/>
-        </w:rPr>
-        <w:t>Yahweh says that Habakkuk will see the Chaldeans march through the land to seize dwellings.</w:t>
+        <w:t>What does Yahweh say he is doing among the nations?</w:t>
+      </w:r>
+    </w:p>
+    <w:p>
+      <w:pPr/>
+      <w:r>
+        <w:rPr>
+          <w:lang w:val="en_US" w:bidi="en_US"/>
+        </w:rPr>
+      </w:r>
+      <w:r>
+        <w:rPr>
+          <w:lang w:val="en_US" w:bidi="en_US"/>
+        </w:rPr>
+        <w:t>Yahweh says he is raising up the Chaldeans, a bitter and swift nation, to march through the earth and seize territory that is not theirs.</w:t>
       </w:r>
       <w:r>
         <w:rPr>
@@ -437,7 +437,7 @@
         <w:rPr>
           <w:lang w:val="en_US" w:bidi="en_US"/>
         </w:rPr>
-        <w:t>Habakkuk 1:7</w:t>
+        <w:t>Habakkuk 1:7 (#1)</w:t>
       </w:r>
       <w:r>
         <w:rPr>
@@ -471,7 +471,7 @@
         <w:rPr>
           <w:lang w:val="en_US" w:bidi="en_US"/>
         </w:rPr>
-        <w:t>The Chaldeans are terrifying and fearsome.</w:t>
+        <w:t>The Chaldeans are dreadful and terrifying people.</w:t>
       </w:r>
       <w:r>
         <w:rPr>
@@ -500,7 +500,7 @@
         <w:rPr>
           <w:lang w:val="en_US" w:bidi="en_US"/>
         </w:rPr>
-        <w:t>Habakkuk 1:9</w:t>
+        <w:t>Habakkuk 1:9 (#1)</w:t>
       </w:r>
       <w:r>
         <w:rPr>
@@ -520,21 +520,21 @@
           <w:b/>
           <w:lang w:val="en_US" w:bidi="en_US"/>
         </w:rPr>
-        <w:t>What do the Chaldeans gather with violence?</w:t>
-      </w:r>
-    </w:p>
-    <w:p>
-      <w:pPr/>
-      <w:r>
-        <w:rPr>
-          <w:lang w:val="en_US" w:bidi="en_US"/>
-        </w:rPr>
-      </w:r>
-      <w:r>
-        <w:rPr>
-          <w:lang w:val="en_US" w:bidi="en_US"/>
-        </w:rPr>
-        <w:t>The Chaldeans gather captives like sand with violence.</w:t>
+        <w:t>What do the Chaldeans gather as they come with violence?</w:t>
+      </w:r>
+    </w:p>
+    <w:p>
+      <w:pPr/>
+      <w:r>
+        <w:rPr>
+          <w:lang w:val="en_US" w:bidi="en_US"/>
+        </w:rPr>
+      </w:r>
+      <w:r>
+        <w:rPr>
+          <w:lang w:val="en_US" w:bidi="en_US"/>
+        </w:rPr>
+        <w:t>The Chaldeans gather captives like the sand.</w:t>
       </w:r>
       <w:r>
         <w:rPr>
@@ -563,7 +563,7 @@
         <w:rPr>
           <w:lang w:val="en_US" w:bidi="en_US"/>
         </w:rPr>
-        <w:t>Habakkuk 1:10</w:t>
+        <w:t>Habakkuk 1:10 (#1)</w:t>
       </w:r>
       <w:r>
         <w:rPr>
@@ -597,7 +597,7 @@
         <w:rPr>
           <w:lang w:val="en_US" w:bidi="en_US"/>
         </w:rPr>
-        <w:t>The Chaldeans mock other kings and rulers.</w:t>
+        <w:t>The Chaldeans mock at other kings and rulers.</w:t>
       </w:r>
       <w:r>
         <w:rPr>
@@ -626,7 +626,7 @@
         <w:rPr>
           <w:lang w:val="en_US" w:bidi="en_US"/>
         </w:rPr>
-        <w:t>Habakkuk 1:12</w:t>
+        <w:t>Habakkuk 1:12 (#1)</w:t>
       </w:r>
       <w:r>
         <w:rPr>
@@ -646,21 +646,21 @@
           <w:b/>
           <w:lang w:val="en_US" w:bidi="en_US"/>
         </w:rPr>
-        <w:t>Who has ordained that the Chaldeans come and bring judgment?</w:t>
-      </w:r>
-    </w:p>
-    <w:p>
-      <w:pPr/>
-      <w:r>
-        <w:rPr>
-          <w:lang w:val="en_US" w:bidi="en_US"/>
-        </w:rPr>
-      </w:r>
-      <w:r>
-        <w:rPr>
-          <w:lang w:val="en_US" w:bidi="en_US"/>
-        </w:rPr>
-        <w:t>Yahweh has ordained that the Chaldeans come and bring judgment.</w:t>
+        <w:t>What has Yahweh appointed the Chaldeans to do?</w:t>
+      </w:r>
+    </w:p>
+    <w:p>
+      <w:pPr/>
+      <w:r>
+        <w:rPr>
+          <w:lang w:val="en_US" w:bidi="en_US"/>
+        </w:rPr>
+      </w:r>
+      <w:r>
+        <w:rPr>
+          <w:lang w:val="en_US" w:bidi="en_US"/>
+        </w:rPr>
+        <w:t>Yahweh has appointed the Chaldeans for judgment and established them for correcting his people.</w:t>
       </w:r>
       <w:r>
         <w:rPr>
@@ -752,7 +752,7 @@
         <w:rPr>
           <w:lang w:val="en_US" w:bidi="en_US"/>
         </w:rPr>
-        <w:t>Habakkuk 1:13</w:t>
+        <w:t>Habakkuk 1:13 (#1)</w:t>
       </w:r>
       <w:r>
         <w:rPr>
@@ -772,21 +772,21 @@
           <w:b/>
           <w:lang w:val="en_US" w:bidi="en_US"/>
         </w:rPr>
-        <w:t>What question or complaint does Habakkuk make to Yahweh?</w:t>
-      </w:r>
-    </w:p>
-    <w:p>
-      <w:pPr/>
-      <w:r>
-        <w:rPr>
-          <w:lang w:val="en_US" w:bidi="en_US"/>
-        </w:rPr>
-      </w:r>
-      <w:r>
-        <w:rPr>
-          <w:lang w:val="en_US" w:bidi="en_US"/>
-        </w:rPr>
-        <w:t>Habakkuk asks Yahweh why he is silent while the wicked swallow up those more righteous.</w:t>
+        <w:t>What does Habakkuk ask Yahweh about the wicked?</w:t>
+      </w:r>
+    </w:p>
+    <w:p>
+      <w:pPr/>
+      <w:r>
+        <w:rPr>
+          <w:lang w:val="en_US" w:bidi="en_US"/>
+        </w:rPr>
+      </w:r>
+      <w:r>
+        <w:rPr>
+          <w:lang w:val="en_US" w:bidi="en_US"/>
+        </w:rPr>
+        <w:t>Habakkuk asks Yahweh why he looks at treacherous people and remains silent when the wicked devour those more righteous than themselves.</w:t>
       </w:r>
       <w:r>
         <w:rPr>
@@ -815,7 +815,7 @@
         <w:rPr>
           <w:lang w:val="en_US" w:bidi="en_US"/>
         </w:rPr>
-        <w:t>Habakkuk 1:15</w:t>
+        <w:t>Habakkuk 1:15 (#1)</w:t>
       </w:r>
       <w:r>
         <w:rPr>
@@ -835,21 +835,21 @@
           <w:b/>
           <w:lang w:val="en_US" w:bidi="en_US"/>
         </w:rPr>
-        <w:t>About what are those who are slaughtering the nations rejoicing?</w:t>
-      </w:r>
-    </w:p>
-    <w:p>
-      <w:pPr/>
-      <w:r>
-        <w:rPr>
-          <w:lang w:val="en_US" w:bidi="en_US"/>
-        </w:rPr>
-      </w:r>
-      <w:r>
-        <w:rPr>
-          <w:lang w:val="en_US" w:bidi="en_US"/>
-        </w:rPr>
-        <w:t>They are rejoicing as they gather and drag men away.</w:t>
+        <w:t>Why do the Chaldeans rejoice and exult?</w:t>
+      </w:r>
+    </w:p>
+    <w:p>
+      <w:pPr/>
+      <w:r>
+        <w:rPr>
+          <w:lang w:val="en_US" w:bidi="en_US"/>
+        </w:rPr>
+      </w:r>
+      <w:r>
+        <w:rPr>
+          <w:lang w:val="en_US" w:bidi="en_US"/>
+        </w:rPr>
+        <w:t>They rejoice because they gather up people like fish, pulling them in with nets and dragnets.</w:t>
       </w:r>
       <w:r>
         <w:rPr>
@@ -898,21 +898,21 @@
           <w:b/>
           <w:lang w:val="en_US" w:bidi="en_US"/>
         </w:rPr>
-        <w:t>What occupation does Habakkuk say is like the gathering of men for judgment?</w:t>
-      </w:r>
-    </w:p>
-    <w:p>
-      <w:pPr/>
-      <w:r>
-        <w:rPr>
-          <w:lang w:val="en_US" w:bidi="en_US"/>
-        </w:rPr>
-      </w:r>
-      <w:r>
-        <w:rPr>
-          <w:lang w:val="en_US" w:bidi="en_US"/>
-        </w:rPr>
-        <w:t>Habakkuk says the gathering of men for judgment is like gathering in fishnets.</w:t>
+        <w:t>What does Habakkuk compare to the Chaldeans’ gathering of people?</w:t>
+      </w:r>
+    </w:p>
+    <w:p>
+      <w:pPr/>
+      <w:r>
+        <w:rPr>
+          <w:lang w:val="en_US" w:bidi="en_US"/>
+        </w:rPr>
+      </w:r>
+      <w:r>
+        <w:rPr>
+          <w:lang w:val="en_US" w:bidi="en_US"/>
+        </w:rPr>
+        <w:t>Habakkuk compares the gathering of people to a fisherman catching fish with a hook, a net, and a dragnet.</w:t>
       </w:r>
       <w:r>
         <w:rPr>
@@ -941,7 +941,7 @@
         <w:rPr>
           <w:lang w:val="en_US" w:bidi="en_US"/>
         </w:rPr>
-        <w:t>Habakkuk 1:17</w:t>
+        <w:t>Habakkuk 1:17 (#1)</w:t>
       </w:r>
       <w:r>
         <w:rPr>
@@ -961,21 +961,21 @@
           <w:b/>
           <w:lang w:val="en_US" w:bidi="en_US"/>
         </w:rPr>
-        <w:t>What emotion do those who are slaughtering the nations lack?</w:t>
-      </w:r>
-    </w:p>
-    <w:p>
-      <w:pPr/>
-      <w:r>
-        <w:rPr>
-          <w:lang w:val="en_US" w:bidi="en_US"/>
-        </w:rPr>
-      </w:r>
-      <w:r>
-        <w:rPr>
-          <w:lang w:val="en_US" w:bidi="en_US"/>
-        </w:rPr>
-        <w:t>Those slaughtering the nations lack compassion.</w:t>
+        <w:t>What does Habakkuk ask about whether the Chaldeans will show to the nations?</w:t>
+      </w:r>
+    </w:p>
+    <w:p>
+      <w:pPr/>
+      <w:r>
+        <w:rPr>
+          <w:lang w:val="en_US" w:bidi="en_US"/>
+        </w:rPr>
+      </w:r>
+      <w:r>
+        <w:rPr>
+          <w:lang w:val="en_US" w:bidi="en_US"/>
+        </w:rPr>
+        <w:t>Habakkuk asks whether the Chaldeans will spare the nations or keep destroying them without mercy.</w:t>
       </w:r>
       <w:r>
         <w:rPr>
@@ -1004,7 +1004,7 @@
         <w:rPr>
           <w:lang w:val="en_US" w:bidi="en_US"/>
         </w:rPr>
-        <w:t>Habakkuk 2:1</w:t>
+        <w:t>Habakkuk 2:1 (#1)</w:t>
       </w:r>
       <w:r>
         <w:rPr>
@@ -1038,7 +1038,7 @@
         <w:rPr>
           <w:lang w:val="en_US" w:bidi="en_US"/>
         </w:rPr>
-        <w:t>Habakkuk was watching carefully to see what Yahweh would say to him.</w:t>
+        <w:t>Habakkuk was watching carefully to see what Yahweh would say to him and what he would respond concerning his complaint.</w:t>
       </w:r>
       <w:r>
         <w:rPr>
@@ -1067,7 +1067,7 @@
         <w:rPr>
           <w:lang w:val="en_US" w:bidi="en_US"/>
         </w:rPr>
-        <w:t>Habakkuk 2:2</w:t>
+        <w:t>Habakkuk 2:2 (#1)</w:t>
       </w:r>
       <w:r>
         <w:rPr>
@@ -1101,7 +1101,7 @@
         <w:rPr>
           <w:lang w:val="en_US" w:bidi="en_US"/>
         </w:rPr>
-        <w:t>Yahweh told Habakkuk to record the vision upon tablets.</w:t>
+        <w:t>Yahweh told Habakkuk to write the vision and make it plain on the tablets.</w:t>
       </w:r>
       <w:r>
         <w:rPr>
@@ -1130,7 +1130,7 @@
         <w:rPr>
           <w:lang w:val="en_US" w:bidi="en_US"/>
         </w:rPr>
-        <w:t>Habakkuk 2:3</w:t>
+        <w:t>Habakkuk 2:3 (#1)</w:t>
       </w:r>
       <w:r>
         <w:rPr>
@@ -1150,21 +1150,21 @@
           <w:b/>
           <w:lang w:val="en_US" w:bidi="en_US"/>
         </w:rPr>
-        <w:t>What assurance did Yahweh give Habakkuk about this vision concerning the future?</w:t>
-      </w:r>
-    </w:p>
-    <w:p>
-      <w:pPr/>
-      <w:r>
-        <w:rPr>
-          <w:lang w:val="en_US" w:bidi="en_US"/>
-        </w:rPr>
-      </w:r>
-      <w:r>
-        <w:rPr>
-          <w:lang w:val="en_US" w:bidi="en_US"/>
-        </w:rPr>
-        <w:t>Yahweh assured Habakkuk that this vision would speak even though it delays.</w:t>
+        <w:t>What assurance did Yahweh give Habakkuk about the vision?</w:t>
+      </w:r>
+    </w:p>
+    <w:p>
+      <w:pPr/>
+      <w:r>
+        <w:rPr>
+          <w:lang w:val="en_US" w:bidi="en_US"/>
+        </w:rPr>
+      </w:r>
+      <w:r>
+        <w:rPr>
+          <w:lang w:val="en_US" w:bidi="en_US"/>
+        </w:rPr>
+        <w:t>Yahweh assured Habakkuk that the vision was for the appointed time, that it would not lie, and that even if it seemed to delay, it would certainly come and would not be late.</w:t>
       </w:r>
       <w:r>
         <w:rPr>
@@ -1193,7 +1193,7 @@
         <w:rPr>
           <w:lang w:val="en_US" w:bidi="en_US"/>
         </w:rPr>
-        <w:t>Habakkuk 2:4</w:t>
+        <w:t>Habakkuk 2:4 (#1)</w:t>
       </w:r>
       <w:r>
         <w:rPr>
@@ -1227,7 +1227,7 @@
         <w:rPr>
           <w:lang w:val="en_US" w:bidi="en_US"/>
         </w:rPr>
-        <w:t>Yahweh said the righteous will live by his faith.</w:t>
+        <w:t>Yahweh said the righteous will live by his faithfulness.</w:t>
       </w:r>
       <w:r>
         <w:rPr>
@@ -1256,7 +1256,7 @@
         <w:rPr>
           <w:lang w:val="en_US" w:bidi="en_US"/>
         </w:rPr>
-        <w:t>Habakkuk 2:5</w:t>
+        <w:t>Habakkuk 2:5 (#1)</w:t>
       </w:r>
       <w:r>
         <w:rPr>
@@ -1276,21 +1276,21 @@
           <w:b/>
           <w:lang w:val="en_US" w:bidi="en_US"/>
         </w:rPr>
-        <w:t>What three things does Yahweh say are never satisfied?</w:t>
-      </w:r>
-    </w:p>
-    <w:p>
-      <w:pPr/>
-      <w:r>
-        <w:rPr>
-          <w:lang w:val="en_US" w:bidi="en_US"/>
-        </w:rPr>
-      </w:r>
-      <w:r>
-        <w:rPr>
-          <w:lang w:val="en_US" w:bidi="en_US"/>
-        </w:rPr>
-        <w:t>Yahweh says the arrogant young man’s desire, the grave, and death are never satisfied.</w:t>
+        <w:t>According to this taunt, what two things are never satisfied?</w:t>
+      </w:r>
+    </w:p>
+    <w:p>
+      <w:pPr/>
+      <w:r>
+        <w:rPr>
+          <w:lang w:val="en_US" w:bidi="en_US"/>
+        </w:rPr>
+      </w:r>
+      <w:r>
+        <w:rPr>
+          <w:lang w:val="en_US" w:bidi="en_US"/>
+        </w:rPr>
+        <w:t>The taunt says that Sheol and death are never satisfied, just as the arrogant conqueror is never satisfied and keeps gathering more nations and peoples to himself.</w:t>
       </w:r>
       <w:r>
         <w:rPr>
@@ -1319,7 +1319,7 @@
         <w:rPr>
           <w:lang w:val="en_US" w:bidi="en_US"/>
         </w:rPr>
-        <w:t>Habakkuk 2:8</w:t>
+        <w:t>Habakkuk 2:8 (#1)</w:t>
       </w:r>
       <w:r>
         <w:rPr>
@@ -1339,21 +1339,21 @@
           <w:b/>
           <w:lang w:val="en_US" w:bidi="en_US"/>
         </w:rPr>
-        <w:t>What does Yahweh say will happen to the arrogant young man who plundered many nations?</w:t>
-      </w:r>
-    </w:p>
-    <w:p>
-      <w:pPr/>
-      <w:r>
-        <w:rPr>
-          <w:lang w:val="en_US" w:bidi="en_US"/>
-        </w:rPr>
-      </w:r>
-      <w:r>
-        <w:rPr>
-          <w:lang w:val="en_US" w:bidi="en_US"/>
-        </w:rPr>
-        <w:t>Yahweh says the arrogant young man will be plundered by the remnant of the peoples.</w:t>
+        <w:t>According to the taunt, what will happen to the one who plundered many nations?</w:t>
+      </w:r>
+    </w:p>
+    <w:p>
+      <w:pPr/>
+      <w:r>
+        <w:rPr>
+          <w:lang w:val="en_US" w:bidi="en_US"/>
+        </w:rPr>
+      </w:r>
+      <w:r>
+        <w:rPr>
+          <w:lang w:val="en_US" w:bidi="en_US"/>
+        </w:rPr>
+        <w:t>The taunt says that the remainder of the peoples will plunder him in return, because of the bloodshed and violence he brought upon lands, cities, and their people.</w:t>
       </w:r>
       <w:r>
         <w:rPr>
@@ -1382,7 +1382,7 @@
         <w:rPr>
           <w:lang w:val="en_US" w:bidi="en_US"/>
         </w:rPr>
-        <w:t>Habakkuk 2:9</w:t>
+        <w:t>Habakkuk 2:9–10 (#1)</w:t>
       </w:r>
       <w:r>
         <w:rPr>
@@ -1402,21 +1402,21 @@
           <w:b/>
           <w:lang w:val="en_US" w:bidi="en_US"/>
         </w:rPr>
-        <w:t>Against whom does Yahweh declare a woe first?</w:t>
-      </w:r>
-    </w:p>
-    <w:p>
-      <w:pPr/>
-      <w:r>
-        <w:rPr>
-          <w:lang w:val="en_US" w:bidi="en_US"/>
-        </w:rPr>
-      </w:r>
-      <w:r>
-        <w:rPr>
-          <w:lang w:val="en_US" w:bidi="en_US"/>
-        </w:rPr>
-        <w:t>Yahweh declares a woe against the one who carves out evil gains for his house.</w:t>
+        <w:t>What does the woe in verse 9 say about the one who gains evil gain for his house?</w:t>
+      </w:r>
+    </w:p>
+    <w:p>
+      <w:pPr/>
+      <w:r>
+        <w:rPr>
+          <w:lang w:val="en_US" w:bidi="en_US"/>
+        </w:rPr>
+      </w:r>
+      <w:r>
+        <w:rPr>
+          <w:lang w:val="en_US" w:bidi="en_US"/>
+        </w:rPr>
+        <w:t>The woe says that he sets his nest on high thinking he will be delivered from evil, but he has only counseled shame for his house.</w:t>
       </w:r>
       <w:r>
         <w:rPr>
@@ -1445,7 +1445,7 @@
         <w:rPr>
           <w:lang w:val="en_US" w:bidi="en_US"/>
         </w:rPr>
-        <w:t>Habakkuk 2:11</w:t>
+        <w:t>Habakkuk 2:11 (#1)</w:t>
       </w:r>
       <w:r>
         <w:rPr>
@@ -1465,21 +1465,21 @@
           <w:b/>
           <w:lang w:val="en_US" w:bidi="en_US"/>
         </w:rPr>
-        <w:t>What does Yahweh say will cry out because of the shame and sin?</w:t>
-      </w:r>
-    </w:p>
-    <w:p>
-      <w:pPr/>
-      <w:r>
-        <w:rPr>
-          <w:lang w:val="en_US" w:bidi="en_US"/>
-        </w:rPr>
-      </w:r>
-      <w:r>
-        <w:rPr>
-          <w:lang w:val="en_US" w:bidi="en_US"/>
-        </w:rPr>
-        <w:t>Yahweh says the stones will cry out because of the shame and sin.</w:t>
+        <w:t>According to the taunt, what will cry out and answer because of the wrongdoing?</w:t>
+      </w:r>
+    </w:p>
+    <w:p>
+      <w:pPr/>
+      <w:r>
+        <w:rPr>
+          <w:lang w:val="en_US" w:bidi="en_US"/>
+        </w:rPr>
+      </w:r>
+      <w:r>
+        <w:rPr>
+          <w:lang w:val="en_US" w:bidi="en_US"/>
+        </w:rPr>
+        <w:t>The taunt says that a stone will cry out from the wall, and a beam from the wood will answer it.</w:t>
       </w:r>
       <w:r>
         <w:rPr>
@@ -1508,7 +1508,7 @@
         <w:rPr>
           <w:lang w:val="en_US" w:bidi="en_US"/>
         </w:rPr>
-        <w:t>Habakkuk 2:12</w:t>
+        <w:t>Habakkuk 2:12–13 (#1)</w:t>
       </w:r>
       <w:r>
         <w:rPr>
@@ -1528,21 +1528,21 @@
           <w:b/>
           <w:lang w:val="en_US" w:bidi="en_US"/>
         </w:rPr>
-        <w:t>Against whom does Yahweh declare a woe second?</w:t>
-      </w:r>
-    </w:p>
-    <w:p>
-      <w:pPr/>
-      <w:r>
-        <w:rPr>
-          <w:lang w:val="en_US" w:bidi="en_US"/>
-        </w:rPr>
-      </w:r>
-      <w:r>
-        <w:rPr>
-          <w:lang w:val="en_US" w:bidi="en_US"/>
-        </w:rPr>
-        <w:t>Yahweh declares a woe against the one who builds a city with blood and iniquity.</w:t>
+        <w:t>What does the woe in verse 12 say about the one who builds a city with bloodshed?</w:t>
+      </w:r>
+    </w:p>
+    <w:p>
+      <w:pPr/>
+      <w:r>
+        <w:rPr>
+          <w:lang w:val="en_US" w:bidi="en_US"/>
+        </w:rPr>
+      </w:r>
+      <w:r>
+        <w:rPr>
+          <w:lang w:val="en_US" w:bidi="en_US"/>
+        </w:rPr>
+        <w:t>The woe says that the one who builds a city with bloodshed and establishes a town with injustice will see the peoples’ labor go up in fire and the nations weary themselves for nothing.</w:t>
       </w:r>
       <w:r>
         <w:rPr>
@@ -1571,7 +1571,7 @@
         <w:rPr>
           <w:lang w:val="en_US" w:bidi="en_US"/>
         </w:rPr>
-        <w:t>Habakkuk 2:14</w:t>
+        <w:t>Habakkuk 2:14 (#1)</w:t>
       </w:r>
       <w:r>
         <w:rPr>
@@ -1591,21 +1591,21 @@
           <w:b/>
           <w:lang w:val="en_US" w:bidi="en_US"/>
         </w:rPr>
-        <w:t>What does Yahweh promise will happen with the land in the future?</w:t>
-      </w:r>
-    </w:p>
-    <w:p>
-      <w:pPr/>
-      <w:r>
-        <w:rPr>
-          <w:lang w:val="en_US" w:bidi="en_US"/>
-        </w:rPr>
-      </w:r>
-      <w:r>
-        <w:rPr>
-          <w:lang w:val="en_US" w:bidi="en_US"/>
-        </w:rPr>
-        <w:t>Yahweh promises that the land will be filled with the knowledge of the glory of Yahweh.</w:t>
+        <w:t>What does Yahweh promise will happen in the future?</w:t>
+      </w:r>
+    </w:p>
+    <w:p>
+      <w:pPr/>
+      <w:r>
+        <w:rPr>
+          <w:lang w:val="en_US" w:bidi="en_US"/>
+        </w:rPr>
+      </w:r>
+      <w:r>
+        <w:rPr>
+          <w:lang w:val="en_US" w:bidi="en_US"/>
+        </w:rPr>
+        <w:t>Yahweh promises that the earth will be filled with knowing the glory of Yahweh, just as waters cover the sea.</w:t>
       </w:r>
       <w:r>
         <w:rPr>
@@ -1634,7 +1634,7 @@
         <w:rPr>
           <w:lang w:val="en_US" w:bidi="en_US"/>
         </w:rPr>
-        <w:t>Habakkuk 2:15</w:t>
+        <w:t>Habakkuk 2:15 (#1)</w:t>
       </w:r>
       <w:r>
         <w:rPr>
@@ -1654,21 +1654,21 @@
           <w:b/>
           <w:lang w:val="en_US" w:bidi="en_US"/>
         </w:rPr>
-        <w:t>Against whom does Yahweh declare a woe third?</w:t>
-      </w:r>
-    </w:p>
-    <w:p>
-      <w:pPr/>
-      <w:r>
-        <w:rPr>
-          <w:lang w:val="en_US" w:bidi="en_US"/>
-        </w:rPr>
-      </w:r>
-      <w:r>
-        <w:rPr>
-          <w:lang w:val="en_US" w:bidi="en_US"/>
-        </w:rPr>
-        <w:t>Yahweh declares a woe against the one making his neighbor drink poison to look on their nakedness.</w:t>
+        <w:t>What does the woe in verse 15 say about the one who causes his neighbor to drink?</w:t>
+      </w:r>
+    </w:p>
+    <w:p>
+      <w:pPr/>
+      <w:r>
+        <w:rPr>
+          <w:lang w:val="en_US" w:bidi="en_US"/>
+        </w:rPr>
+      </w:r>
+      <w:r>
+        <w:rPr>
+          <w:lang w:val="en_US" w:bidi="en_US"/>
+        </w:rPr>
+        <w:t>The woe says that he pours out his wineskin and makes his neighbor drunk in order to look upon their nakedness.</w:t>
       </w:r>
       <w:r>
         <w:rPr>
@@ -1697,7 +1697,7 @@
         <w:rPr>
           <w:lang w:val="en_US" w:bidi="en_US"/>
         </w:rPr>
-        <w:t>Habakkuk 2:16</w:t>
+        <w:t>Habakkuk 2:16 (#1)</w:t>
       </w:r>
       <w:r>
         <w:rPr>
@@ -1717,21 +1717,21 @@
           <w:b/>
           <w:lang w:val="en_US" w:bidi="en_US"/>
         </w:rPr>
-        <w:t>What will come in its turn to the one making his neighbor drink poison?</w:t>
-      </w:r>
-    </w:p>
-    <w:p>
-      <w:pPr/>
-      <w:r>
-        <w:rPr>
-          <w:lang w:val="en_US" w:bidi="en_US"/>
-        </w:rPr>
-      </w:r>
-      <w:r>
-        <w:rPr>
-          <w:lang w:val="en_US" w:bidi="en_US"/>
-        </w:rPr>
-        <w:t>The cup of Yahweh’s right hand will come in its turn to the one making his neighbor drink poison.</w:t>
+        <w:t>What will come to the one who caused his neighbor to drink and exposed their nakedness?</w:t>
+      </w:r>
+    </w:p>
+    <w:p>
+      <w:pPr/>
+      <w:r>
+        <w:rPr>
+          <w:lang w:val="en_US" w:bidi="en_US"/>
+        </w:rPr>
+      </w:r>
+      <w:r>
+        <w:rPr>
+          <w:lang w:val="en_US" w:bidi="en_US"/>
+        </w:rPr>
+        <w:t>The cup of the right hand of Yahweh will come around to him, and he will receive disgrace instead of glory.</w:t>
       </w:r>
       <w:r>
         <w:rPr>
@@ -1760,7 +1760,7 @@
         <w:rPr>
           <w:lang w:val="en_US" w:bidi="en_US"/>
         </w:rPr>
-        <w:t>Habakkuk 2:18</w:t>
+        <w:t>Habakkuk 2:18 (#1)</w:t>
       </w:r>
       <w:r>
         <w:rPr>
@@ -1780,21 +1780,21 @@
           <w:b/>
           <w:lang w:val="en_US" w:bidi="en_US"/>
         </w:rPr>
-        <w:t>In what is the maker of a carved figure placing his trust?</w:t>
-      </w:r>
-    </w:p>
-    <w:p>
-      <w:pPr/>
-      <w:r>
-        <w:rPr>
-          <w:lang w:val="en_US" w:bidi="en_US"/>
-        </w:rPr>
-      </w:r>
-      <w:r>
-        <w:rPr>
-          <w:lang w:val="en_US" w:bidi="en_US"/>
-        </w:rPr>
-        <w:t>He is placing his trust in his own handiwork when he makes these mute gods.</w:t>
+        <w:t>In what is the maker of a carved image placing his trust?</w:t>
+      </w:r>
+    </w:p>
+    <w:p>
+      <w:pPr/>
+      <w:r>
+        <w:rPr>
+          <w:lang w:val="en_US" w:bidi="en_US"/>
+        </w:rPr>
+      </w:r>
+      <w:r>
+        <w:rPr>
+          <w:lang w:val="en_US" w:bidi="en_US"/>
+        </w:rPr>
+        <w:t>He is placing his trust in his own handiwork, making mute idols that cannot speak.</w:t>
       </w:r>
       <w:r>
         <w:rPr>
@@ -1823,7 +1823,7 @@
         <w:rPr>
           <w:lang w:val="en_US" w:bidi="en_US"/>
         </w:rPr>
-        <w:t>Habakkuk 2:20</w:t>
+        <w:t>Habakkuk 2:20 (#1)</w:t>
       </w:r>
       <w:r>
         <w:rPr>
@@ -1843,21 +1843,21 @@
           <w:b/>
           <w:lang w:val="en_US" w:bidi="en_US"/>
         </w:rPr>
-        <w:t>What must be done before Yahweh, who is in his holy temple?</w:t>
-      </w:r>
-    </w:p>
-    <w:p>
-      <w:pPr/>
-      <w:r>
-        <w:rPr>
-          <w:lang w:val="en_US" w:bidi="en_US"/>
-        </w:rPr>
-      </w:r>
-      <w:r>
-        <w:rPr>
-          <w:lang w:val="en_US" w:bidi="en_US"/>
-        </w:rPr>
-        <w:t>All must be silent before Yahweh in his holy temple.</w:t>
+        <w:t>What must all the earth do because Yahweh is in his holy temple?</w:t>
+      </w:r>
+    </w:p>
+    <w:p>
+      <w:pPr/>
+      <w:r>
+        <w:rPr>
+          <w:lang w:val="en_US" w:bidi="en_US"/>
+        </w:rPr>
+      </w:r>
+      <w:r>
+        <w:rPr>
+          <w:lang w:val="en_US" w:bidi="en_US"/>
+        </w:rPr>
+        <w:t>All the earth must be silent before Yahweh.</w:t>
       </w:r>
       <w:r>
         <w:rPr>
@@ -1886,7 +1886,7 @@
         <w:rPr>
           <w:lang w:val="en_US" w:bidi="en_US"/>
         </w:rPr>
-        <w:t>Habakkuk 3:2</w:t>
+        <w:t>Habakkuk 3:2 (#1)</w:t>
       </w:r>
       <w:r>
         <w:rPr>
@@ -2012,7 +2012,7 @@
         <w:rPr>
           <w:lang w:val="en_US" w:bidi="en_US"/>
         </w:rPr>
-        <w:t>Habakkuk 3:5</w:t>
+        <w:t>Habakkuk 3:5 (#1)</w:t>
       </w:r>
       <w:r>
         <w:rPr>
@@ -2046,7 +2046,7 @@
         <w:rPr>
           <w:lang w:val="en_US" w:bidi="en_US"/>
         </w:rPr>
-        <w:t>When God came, pestilence went before him and plague after him.</w:t>
+        <w:t>When God came, plague went before him and fiery bolts went out at his feet.</w:t>
       </w:r>
       <w:r>
         <w:rPr>
@@ -2075,7 +2075,7 @@
         <w:rPr>
           <w:lang w:val="en_US" w:bidi="en_US"/>
         </w:rPr>
-        <w:t>Habakkuk 3:6</w:t>
+        <w:t>Habakkuk 3:6 (#1)</w:t>
       </w:r>
       <w:r>
         <w:rPr>
@@ -2095,21 +2095,21 @@
           <w:b/>
           <w:lang w:val="en_US" w:bidi="en_US"/>
         </w:rPr>
-        <w:t>What did Yahweh do to the nations in his wrath?</w:t>
-      </w:r>
-    </w:p>
-    <w:p>
-      <w:pPr/>
-      <w:r>
-        <w:rPr>
-          <w:lang w:val="en_US" w:bidi="en_US"/>
-        </w:rPr>
-      </w:r>
-      <w:r>
-        <w:rPr>
-          <w:lang w:val="en_US" w:bidi="en_US"/>
-        </w:rPr>
-        <w:t>Yahweh shook the nations.</w:t>
+        <w:t>What did Yahweh do to the nations when he looked at them?</w:t>
+      </w:r>
+    </w:p>
+    <w:p>
+      <w:pPr/>
+      <w:r>
+        <w:rPr>
+          <w:lang w:val="en_US" w:bidi="en_US"/>
+        </w:rPr>
+      </w:r>
+      <w:r>
+        <w:rPr>
+          <w:lang w:val="en_US" w:bidi="en_US"/>
+        </w:rPr>
+        <w:t>Yahweh made the nations spring apart when he looked at them.</w:t>
       </w:r>
       <w:r>
         <w:rPr>
@@ -2138,7 +2138,7 @@
         <w:rPr>
           <w:lang w:val="en_US" w:bidi="en_US"/>
         </w:rPr>
-        <w:t>Habakkuk 3:13</w:t>
+        <w:t>Habakkuk 3:13 (#1)</w:t>
       </w:r>
       <w:r>
         <w:rPr>
@@ -2158,21 +2158,21 @@
           <w:b/>
           <w:lang w:val="en_US" w:bidi="en_US"/>
         </w:rPr>
-        <w:t>Why did Yahweh go forth in his indignation?</w:t>
-      </w:r>
-    </w:p>
-    <w:p>
-      <w:pPr/>
-      <w:r>
-        <w:rPr>
-          <w:lang w:val="en_US" w:bidi="en_US"/>
-        </w:rPr>
-      </w:r>
-      <w:r>
-        <w:rPr>
-          <w:lang w:val="en_US" w:bidi="en_US"/>
-        </w:rPr>
-        <w:t>Yahweh went forth in his indignation for the salvation of his people and his anointed one.</w:t>
+        <w:t>Why did Yahweh go out?</w:t>
+      </w:r>
+    </w:p>
+    <w:p>
+      <w:pPr/>
+      <w:r>
+        <w:rPr>
+          <w:lang w:val="en_US" w:bidi="en_US"/>
+        </w:rPr>
+      </w:r>
+      <w:r>
+        <w:rPr>
+          <w:lang w:val="en_US" w:bidi="en_US"/>
+        </w:rPr>
+        <w:t>Yahweh went out for the salvation of his people and his anointed one.</w:t>
       </w:r>
       <w:r>
         <w:rPr>
@@ -2221,21 +2221,21 @@
           <w:b/>
           <w:lang w:val="en_US" w:bidi="en_US"/>
         </w:rPr>
-        <w:t>Who does Yahweh shatter in his indignation?</w:t>
-      </w:r>
-    </w:p>
-    <w:p>
-      <w:pPr/>
-      <w:r>
-        <w:rPr>
-          <w:lang w:val="en_US" w:bidi="en_US"/>
-        </w:rPr>
-      </w:r>
-      <w:r>
-        <w:rPr>
-          <w:lang w:val="en_US" w:bidi="en_US"/>
-        </w:rPr>
-        <w:t>Yahweh shatters the head of the house of the wicked.</w:t>
+        <w:t>What does Yahweh do to the head of the house of the wicked?</w:t>
+      </w:r>
+    </w:p>
+    <w:p>
+      <w:pPr/>
+      <w:r>
+        <w:rPr>
+          <w:lang w:val="en_US" w:bidi="en_US"/>
+        </w:rPr>
+      </w:r>
+      <w:r>
+        <w:rPr>
+          <w:lang w:val="en_US" w:bidi="en_US"/>
+        </w:rPr>
+        <w:t>Yahweh strikes the head from the house of the wicked.</w:t>
       </w:r>
       <w:r>
         <w:rPr>
@@ -2264,7 +2264,7 @@
         <w:rPr>
           <w:lang w:val="en_US" w:bidi="en_US"/>
         </w:rPr>
-        <w:t>Habakkuk 3:14</w:t>
+        <w:t>Habakkuk 3:14 (#1)</w:t>
       </w:r>
       <w:r>
         <w:rPr>
@@ -2284,21 +2284,21 @@
           <w:b/>
           <w:lang w:val="en_US" w:bidi="en_US"/>
         </w:rPr>
-        <w:t>What did the wicked warriors do when they came to scatter Yahweh’s people?</w:t>
-      </w:r>
-    </w:p>
-    <w:p>
-      <w:pPr/>
-      <w:r>
-        <w:rPr>
-          <w:lang w:val="en_US" w:bidi="en_US"/>
-        </w:rPr>
-      </w:r>
-      <w:r>
-        <w:rPr>
-          <w:lang w:val="en_US" w:bidi="en_US"/>
-        </w:rPr>
-        <w:t>The warriors gloated over Yahweh’s people.</w:t>
+        <w:t>What did the wicked warriors do as they came to scatter Yahweh’s people?</w:t>
+      </w:r>
+    </w:p>
+    <w:p>
+      <w:pPr/>
+      <w:r>
+        <w:rPr>
+          <w:lang w:val="en_US" w:bidi="en_US"/>
+        </w:rPr>
+      </w:r>
+      <w:r>
+        <w:rPr>
+          <w:lang w:val="en_US" w:bidi="en_US"/>
+        </w:rPr>
+        <w:t>As they came to scatter Yahweh’s people, the wicked warriors exulted as if to devour the afflicted in secret.</w:t>
       </w:r>
       <w:r>
         <w:rPr>
@@ -2327,7 +2327,7 @@
         <w:rPr>
           <w:lang w:val="en_US" w:bidi="en_US"/>
         </w:rPr>
-        <w:t>Habakkuk 3:16</w:t>
+        <w:t>Habakkuk 3:16 (#1)</w:t>
       </w:r>
       <w:r>
         <w:rPr>
@@ -2361,7 +2361,7 @@
         <w:rPr>
           <w:lang w:val="en_US" w:bidi="en_US"/>
         </w:rPr>
-        <w:t>Habakkuk is waiting quietly for the day of distress to come upon the people who invaded Yahweh’s people.</w:t>
+        <w:t>Habakkuk is waiting quietly for the day of distress to come upon the people who attack them.</w:t>
       </w:r>
       <w:r>
         <w:rPr>
@@ -2390,7 +2390,7 @@
         <w:rPr>
           <w:lang w:val="en_US" w:bidi="en_US"/>
         </w:rPr>
-        <w:t>Habakkuk 3:17</w:t>
+        <w:t>Habakkuk 3:17 (#1)</w:t>
       </w:r>
       <w:r>
         <w:rPr>
@@ -2410,21 +2410,21 @@
           <w:b/>
           <w:lang w:val="en_US" w:bidi="en_US"/>
         </w:rPr>
-        <w:t>What hardships are the people of Yahweh suffering?</w:t>
-      </w:r>
-    </w:p>
-    <w:p>
-      <w:pPr/>
-      <w:r>
-        <w:rPr>
-          <w:lang w:val="en_US" w:bidi="en_US"/>
-        </w:rPr>
-      </w:r>
-      <w:r>
-        <w:rPr>
-          <w:lang w:val="en_US" w:bidi="en_US"/>
-        </w:rPr>
-        <w:t>The fig and olive trees are not producing, the fields yield no food, and there is no livestock.</w:t>
+        <w:t>What hardships does Habakkuk describe?</w:t>
+      </w:r>
+    </w:p>
+    <w:p>
+      <w:pPr/>
+      <w:r>
+        <w:rPr>
+          <w:lang w:val="en_US" w:bidi="en_US"/>
+        </w:rPr>
+      </w:r>
+      <w:r>
+        <w:rPr>
+          <w:lang w:val="en_US" w:bidi="en_US"/>
+        </w:rPr>
+        <w:t>Habakkuk describes fig trees not blossoming, no produce on the vines, the olive failing, fields producing no food, the flock cut off, and no cattle in the stalls.</w:t>
       </w:r>
       <w:r>
         <w:rPr>
@@ -2453,7 +2453,7 @@
         <w:rPr>
           <w:lang w:val="en_US" w:bidi="en_US"/>
         </w:rPr>
-        <w:t>Habakkuk 3:18</w:t>
+        <w:t>Habakkuk 3:18 (#1)</w:t>
       </w:r>
       <w:r>
         <w:rPr>
@@ -2473,21 +2473,21 @@
           <w:b/>
           <w:lang w:val="en_US" w:bidi="en_US"/>
         </w:rPr>
-        <w:t>Despite the hardship, what will Habakkuk do?</w:t>
-      </w:r>
-    </w:p>
-    <w:p>
-      <w:pPr/>
-      <w:r>
-        <w:rPr>
-          <w:lang w:val="en_US" w:bidi="en_US"/>
-        </w:rPr>
-      </w:r>
-      <w:r>
-        <w:rPr>
-          <w:lang w:val="en_US" w:bidi="en_US"/>
-        </w:rPr>
-        <w:t>Despite the hardship, Habakkuk will exult in Yahweh.</w:t>
+        <w:t>Despite the hardships, what will Habakkuk do?</w:t>
+      </w:r>
+    </w:p>
+    <w:p>
+      <w:pPr/>
+      <w:r>
+        <w:rPr>
+          <w:lang w:val="en_US" w:bidi="en_US"/>
+        </w:rPr>
+      </w:r>
+      <w:r>
+        <w:rPr>
+          <w:lang w:val="en_US" w:bidi="en_US"/>
+        </w:rPr>
+        <w:t>Despite the hardships, Habakkuk will exult in Yahweh and rejoice in the God of his salvation.</w:t>
       </w:r>
       <w:r>
         <w:rPr>
@@ -2516,7 +2516,7 @@
         <w:rPr>
           <w:lang w:val="en_US" w:bidi="en_US"/>
         </w:rPr>
-        <w:t>Habakkuk 3:19</w:t>
+        <w:t>Habakkuk 3:19 (#1)</w:t>
       </w:r>
       <w:r>
         <w:rPr>
@@ -2536,21 +2536,21 @@
           <w:b/>
           <w:lang w:val="en_US" w:bidi="en_US"/>
         </w:rPr>
-        <w:t>To where does Yahweh lead Habakkuk?</w:t>
-      </w:r>
-    </w:p>
-    <w:p>
-      <w:pPr/>
-      <w:r>
-        <w:rPr>
-          <w:lang w:val="en_US" w:bidi="en_US"/>
-        </w:rPr>
-      </w:r>
-      <w:r>
-        <w:rPr>
-          <w:lang w:val="en_US" w:bidi="en_US"/>
-        </w:rPr>
-        <w:t>Yahweh leads Habakkuk to high places.</w:t>
+        <w:t>What does Yahweh the Lord do for Habakkuk?</w:t>
+      </w:r>
+    </w:p>
+    <w:p>
+      <w:pPr/>
+      <w:r>
+        <w:rPr>
+          <w:lang w:val="en_US" w:bidi="en_US"/>
+        </w:rPr>
+      </w:r>
+      <w:r>
+        <w:rPr>
+          <w:lang w:val="en_US" w:bidi="en_US"/>
+        </w:rPr>
+        <w:t>Yahweh the Lord is Habakkuk’s strength, makes his feet like a deer’s, and makes him tread on his high places.</w:t>
       </w:r>
       <w:r>
         <w:rPr>
